--- a/docs/MER_Project_Report.docx
+++ b/docs/MER_Project_Report.docx
@@ -111,7 +111,7 @@
         <w:jc w:val="both"/>
       </w:pPr>
       <w:r>
-        <w:t xml:space="preserve">Fusion substantially outperformed both unimodal streams: 67.65% weighted accuracy against 60.15% for text alone and 53.86% for audio alone. However, the central hypothesis was not supported. Cross-attention reached 67.22% and self-attention 66.28%, a difference of 0.94 points at p = 0.702, and neither exceeded simple feature concatenation at 67.65%. A separate evaluation audit found that a randomised train–test split inflates accuracy by 19.65 to 20.47 points on RAVDESS and 7.96 points on IEMOCAP; the RAVDESS inflation was traced to duplicate recordings rather than speaker overlap. These results indicate that fusion of complementary modalities yields reliable gains, whereas the choice of attention mechanism does not, and that evaluation protocol can influence reported accuracy more than architectural choice.</w:t>
+        <w:t xml:space="preserve">Fusion substantially outperformed both unimodal streams: 67.65% weighted accuracy against 60.15% for text alone and 53.86% for audio alone. However, the central hypothesis was not supported. Cross-attention and self-attention were indistinguishable in both seeds tested: 66.06% against 66.08% on MFCC features (p = 0.991) and 65.46% against 65.13% with gammatone features added (p = 0.926), and neither exceeded simple feature concatenation at 67.65%. A separate evaluation audit found that a randomised train–test split inflates accuracy by 19.65 to 20.47 points on RAVDESS and 7.96 points on IEMOCAP; the RAVDESS inflation was traced to duplicate recordings rather than speaker overlap. These results indicate that fusion of complementary modalities yields reliable gains, whereas the choice of attention mechanism does not, and that evaluation protocol can influence reported accuracy more than architectural choice.</w:t>
       </w:r>
     </w:p>
     <w:p>
@@ -739,7 +739,7 @@
         <w:spacing w:after="70" w:line="290"/>
       </w:pPr>
       <w:r>
-        <w:t xml:space="preserve">A dual-stream architecture in which cross-attention and self-attention variants are implemented with identical parameter counts (849,956), isolating the mechanism from model capacity (Chapter 5).</w:t>
+        <w:t xml:space="preserve">A dual-stream architecture in which cross-attention and self-attention variants are implemented with identical parameter counts in every fold, isolating the mechanism from model capacity (Chapter 5).</w:t>
       </w:r>
     </w:p>
     <w:p>
@@ -4107,7 +4107,7 @@
         <w:jc w:val="both"/>
       </w:pPr>
       <w:r>
-        <w:t xml:space="preserve">Critically, the cross and self variants contain identical numbers of parameters (849,956), because they differ only in the source tensors supplied to the attention operation. Any performance difference is therefore attributable to the mechanism and not to capacity.</w:t>
+        <w:t xml:space="preserve">Critically, the cross and self variants contain identical numbers of parameters in every fold, because they differ only in the source tensors supplied to the attention operation. The absolute count varies between folds because the vocabulary is refitted per fold and the embedding matrix scales with it, ranging from 770,570 (fold 2, vocabulary 2,411) to 803,370 (fold 4, vocabulary 2,575); within each fold the two counts are exactly equal. Any performance difference is therefore attributable to the mechanism and not to capacity.</w:t>
       </w:r>
     </w:p>
     <w:p>
@@ -4710,7 +4710,7 @@
         <w:spacing w:after="70" w:line="290"/>
       </w:pPr>
       <w:r>
-        <w:t xml:space="preserve">Parameter counts: cross-attention 849,956; self-attention 849,956; concatenation 816,676; audio-only 135,430; text-only 673,260.</w:t>
+        <w:t xml:space="preserve">Parameter counts, verified by rebuilding each model on every fold: cross-attention and self-attention are identical within each fold, spanning 770,570–803,370; concatenation 737,290–770,090; audio-only 135,430 (MFCC) and 136,444 (MFCC+GFCC); text-only 592,860–625,660. Variation across folds is entirely due to the per-fold vocabulary.</w:t>
       </w:r>
     </w:p>
     <w:p>
@@ -8882,10 +8882,11 @@
         </w:tblBorders>
       </w:tblPr>
       <w:tblGrid>
-        <w:gridCol w:w="2700"/>
-        <w:gridCol w:w="1700"/>
-        <w:gridCol w:w="2300"/>
-        <w:gridCol w:w="2300"/>
+        <w:gridCol w:w="2500"/>
+        <w:gridCol w:w="1600"/>
+        <w:gridCol w:w="900"/>
+        <w:gridCol w:w="2000"/>
+        <w:gridCol w:w="2000"/>
       </w:tblGrid>
       <w:tr>
         <w:trPr>
@@ -8894,7 +8895,7 @@
         </w:trPr>
         <w:tc>
           <w:tcPr>
-            <w:tcW w:type="dxa" w:w="2700"/>
+            <w:tcW w:type="dxa" w:w="2500"/>
             <w:shd w:fill="EDEAF0" w:val="clear"/>
             <w:tcMar>
               <w:top w:type="dxa" w:w="60"/>
@@ -8922,7 +8923,7 @@
         </w:tc>
         <w:tc>
           <w:tcPr>
-            <w:tcW w:type="dxa" w:w="1700"/>
+            <w:tcW w:type="dxa" w:w="1600"/>
             <w:shd w:fill="EDEAF0" w:val="clear"/>
             <w:tcMar>
               <w:top w:type="dxa" w:w="60"/>
@@ -8950,7 +8951,7 @@
         </w:tc>
         <w:tc>
           <w:tcPr>
-            <w:tcW w:type="dxa" w:w="2300"/>
+            <w:tcW w:type="dxa" w:w="900"/>
             <w:shd w:fill="EDEAF0" w:val="clear"/>
             <w:tcMar>
               <w:top w:type="dxa" w:w="60"/>
@@ -8972,13 +8973,13 @@
                 <w:sz w:val="17"/>
                 <w:szCs w:val="17"/>
               </w:rPr>
-              <w:t xml:space="preserve">WA (%)</w:t>
-            </w:r>
-          </w:p>
-        </w:tc>
-        <w:tc>
-          <w:tcPr>
-            <w:tcW w:type="dxa" w:w="2300"/>
+              <w:t xml:space="preserve">Seed</w:t>
+            </w:r>
+          </w:p>
+        </w:tc>
+        <w:tc>
+          <w:tcPr>
+            <w:tcW w:type="dxa" w:w="2000"/>
             <w:shd w:fill="EDEAF0" w:val="clear"/>
             <w:tcMar>
               <w:top w:type="dxa" w:w="60"/>
@@ -9000,6 +9001,34 @@
                 <w:sz w:val="17"/>
                 <w:szCs w:val="17"/>
               </w:rPr>
+              <w:t xml:space="preserve">WA (%)</w:t>
+            </w:r>
+          </w:p>
+        </w:tc>
+        <w:tc>
+          <w:tcPr>
+            <w:tcW w:type="dxa" w:w="2000"/>
+            <w:shd w:fill="EDEAF0" w:val="clear"/>
+            <w:tcMar>
+              <w:top w:type="dxa" w:w="60"/>
+              <w:left w:type="dxa" w:w="90"/>
+              <w:bottom w:type="dxa" w:w="60"/>
+              <w:right w:type="dxa" w:w="90"/>
+            </w:tcMar>
+          </w:tcPr>
+          <w:p>
+            <w:pPr>
+              <w:spacing w:after="0" w:line="250"/>
+              <w:jc w:val="center"/>
+            </w:pPr>
+            <w:r>
+              <w:rPr>
+                <w:b/>
+                <w:bCs/>
+                <w:color w:val="5A5A5A"/>
+                <w:sz w:val="17"/>
+                <w:szCs w:val="17"/>
+              </w:rPr>
               <w:t xml:space="preserve">UA (%)</w:t>
             </w:r>
           </w:p>
@@ -9011,7 +9040,7 @@
         </w:trPr>
         <w:tc>
           <w:tcPr>
-            <w:tcW w:type="dxa" w:w="2700"/>
+            <w:tcW w:type="dxa" w:w="2500"/>
             <w:tcMar>
               <w:top w:type="dxa" w:w="60"/>
               <w:left w:type="dxa" w:w="90"/>
@@ -9038,7 +9067,7 @@
         </w:tc>
         <w:tc>
           <w:tcPr>
-            <w:tcW w:type="dxa" w:w="1700"/>
+            <w:tcW w:type="dxa" w:w="1600"/>
             <w:tcMar>
               <w:top w:type="dxa" w:w="60"/>
               <w:left w:type="dxa" w:w="90"/>
@@ -9065,7 +9094,34 @@
         </w:tc>
         <w:tc>
           <w:tcPr>
-            <w:tcW w:type="dxa" w:w="2300"/>
+            <w:tcW w:type="dxa" w:w="900"/>
+            <w:tcMar>
+              <w:top w:type="dxa" w:w="60"/>
+              <w:left w:type="dxa" w:w="90"/>
+              <w:bottom w:type="dxa" w:w="60"/>
+              <w:right w:type="dxa" w:w="90"/>
+            </w:tcMar>
+          </w:tcPr>
+          <w:p>
+            <w:pPr>
+              <w:spacing w:after="0" w:line="250"/>
+              <w:jc w:val="center"/>
+            </w:pPr>
+            <w:r>
+              <w:rPr>
+                <w:b w:val="false"/>
+                <w:bCs w:val="false"/>
+                <w:color w:val="1A1A1A"/>
+                <w:sz w:val="18"/>
+                <w:szCs w:val="18"/>
+              </w:rPr>
+              <w:t xml:space="preserve">0</w:t>
+            </w:r>
+          </w:p>
+        </w:tc>
+        <w:tc>
+          <w:tcPr>
+            <w:tcW w:type="dxa" w:w="2000"/>
             <w:tcMar>
               <w:top w:type="dxa" w:w="60"/>
               <w:left w:type="dxa" w:w="90"/>
@@ -9092,7 +9148,7 @@
         </w:tc>
         <w:tc>
           <w:tcPr>
-            <w:tcW w:type="dxa" w:w="2300"/>
+            <w:tcW w:type="dxa" w:w="2000"/>
             <w:tcMar>
               <w:top w:type="dxa" w:w="60"/>
               <w:left w:type="dxa" w:w="90"/>
@@ -9124,7 +9180,7 @@
         </w:trPr>
         <w:tc>
           <w:tcPr>
-            <w:tcW w:type="dxa" w:w="2700"/>
+            <w:tcW w:type="dxa" w:w="2500"/>
             <w:tcMar>
               <w:top w:type="dxa" w:w="60"/>
               <w:left w:type="dxa" w:w="90"/>
@@ -9151,7 +9207,7 @@
         </w:tc>
         <w:tc>
           <w:tcPr>
-            <w:tcW w:type="dxa" w:w="1700"/>
+            <w:tcW w:type="dxa" w:w="1600"/>
             <w:tcMar>
               <w:top w:type="dxa" w:w="60"/>
               <w:left w:type="dxa" w:w="90"/>
@@ -9178,7 +9234,34 @@
         </w:tc>
         <w:tc>
           <w:tcPr>
-            <w:tcW w:type="dxa" w:w="2300"/>
+            <w:tcW w:type="dxa" w:w="900"/>
+            <w:tcMar>
+              <w:top w:type="dxa" w:w="60"/>
+              <w:left w:type="dxa" w:w="90"/>
+              <w:bottom w:type="dxa" w:w="60"/>
+              <w:right w:type="dxa" w:w="90"/>
+            </w:tcMar>
+          </w:tcPr>
+          <w:p>
+            <w:pPr>
+              <w:spacing w:after="0" w:line="250"/>
+              <w:jc w:val="center"/>
+            </w:pPr>
+            <w:r>
+              <w:rPr>
+                <w:b w:val="false"/>
+                <w:bCs w:val="false"/>
+                <w:color w:val="1A1A1A"/>
+                <w:sz w:val="18"/>
+                <w:szCs w:val="18"/>
+              </w:rPr>
+              <w:t xml:space="preserve">0</w:t>
+            </w:r>
+          </w:p>
+        </w:tc>
+        <w:tc>
+          <w:tcPr>
+            <w:tcW w:type="dxa" w:w="2000"/>
             <w:tcMar>
               <w:top w:type="dxa" w:w="60"/>
               <w:left w:type="dxa" w:w="90"/>
@@ -9205,7 +9288,7 @@
         </w:tc>
         <w:tc>
           <w:tcPr>
-            <w:tcW w:type="dxa" w:w="2300"/>
+            <w:tcW w:type="dxa" w:w="2000"/>
             <w:tcMar>
               <w:top w:type="dxa" w:w="60"/>
               <w:left w:type="dxa" w:w="90"/>
@@ -9237,7 +9320,7 @@
         </w:trPr>
         <w:tc>
           <w:tcPr>
-            <w:tcW w:type="dxa" w:w="2700"/>
+            <w:tcW w:type="dxa" w:w="2500"/>
             <w:tcMar>
               <w:top w:type="dxa" w:w="60"/>
               <w:left w:type="dxa" w:w="90"/>
@@ -9264,7 +9347,7 @@
         </w:tc>
         <w:tc>
           <w:tcPr>
-            <w:tcW w:type="dxa" w:w="1700"/>
+            <w:tcW w:type="dxa" w:w="1600"/>
             <w:tcMar>
               <w:top w:type="dxa" w:w="60"/>
               <w:left w:type="dxa" w:w="90"/>
@@ -9291,7 +9374,34 @@
         </w:tc>
         <w:tc>
           <w:tcPr>
-            <w:tcW w:type="dxa" w:w="2300"/>
+            <w:tcW w:type="dxa" w:w="900"/>
+            <w:tcMar>
+              <w:top w:type="dxa" w:w="60"/>
+              <w:left w:type="dxa" w:w="90"/>
+              <w:bottom w:type="dxa" w:w="60"/>
+              <w:right w:type="dxa" w:w="90"/>
+            </w:tcMar>
+          </w:tcPr>
+          <w:p>
+            <w:pPr>
+              <w:spacing w:after="0" w:line="250"/>
+              <w:jc w:val="center"/>
+            </w:pPr>
+            <w:r>
+              <w:rPr>
+                <w:b w:val="false"/>
+                <w:bCs w:val="false"/>
+                <w:color w:val="1A1A1A"/>
+                <w:sz w:val="18"/>
+                <w:szCs w:val="18"/>
+              </w:rPr>
+              <w:t xml:space="preserve">0</w:t>
+            </w:r>
+          </w:p>
+        </w:tc>
+        <w:tc>
+          <w:tcPr>
+            <w:tcW w:type="dxa" w:w="2000"/>
             <w:tcMar>
               <w:top w:type="dxa" w:w="60"/>
               <w:left w:type="dxa" w:w="90"/>
@@ -9318,7 +9428,7 @@
         </w:tc>
         <w:tc>
           <w:tcPr>
-            <w:tcW w:type="dxa" w:w="2300"/>
+            <w:tcW w:type="dxa" w:w="2000"/>
             <w:tcMar>
               <w:top w:type="dxa" w:w="60"/>
               <w:left w:type="dxa" w:w="90"/>
@@ -9350,7 +9460,7 @@
         </w:trPr>
         <w:tc>
           <w:tcPr>
-            <w:tcW w:type="dxa" w:w="2700"/>
+            <w:tcW w:type="dxa" w:w="2500"/>
             <w:tcMar>
               <w:top w:type="dxa" w:w="60"/>
               <w:left w:type="dxa" w:w="90"/>
@@ -9377,7 +9487,7 @@
         </w:tc>
         <w:tc>
           <w:tcPr>
-            <w:tcW w:type="dxa" w:w="1700"/>
+            <w:tcW w:type="dxa" w:w="1600"/>
             <w:tcMar>
               <w:top w:type="dxa" w:w="60"/>
               <w:left w:type="dxa" w:w="90"/>
@@ -9404,7 +9514,34 @@
         </w:tc>
         <w:tc>
           <w:tcPr>
-            <w:tcW w:type="dxa" w:w="2300"/>
+            <w:tcW w:type="dxa" w:w="900"/>
+            <w:tcMar>
+              <w:top w:type="dxa" w:w="60"/>
+              <w:left w:type="dxa" w:w="90"/>
+              <w:bottom w:type="dxa" w:w="60"/>
+              <w:right w:type="dxa" w:w="90"/>
+            </w:tcMar>
+          </w:tcPr>
+          <w:p>
+            <w:pPr>
+              <w:spacing w:after="0" w:line="250"/>
+              <w:jc w:val="center"/>
+            </w:pPr>
+            <w:r>
+              <w:rPr>
+                <w:b w:val="false"/>
+                <w:bCs w:val="false"/>
+                <w:color w:val="1A1A1A"/>
+                <w:sz w:val="18"/>
+                <w:szCs w:val="18"/>
+              </w:rPr>
+              <w:t xml:space="preserve">0</w:t>
+            </w:r>
+          </w:p>
+        </w:tc>
+        <w:tc>
+          <w:tcPr>
+            <w:tcW w:type="dxa" w:w="2000"/>
             <w:tcMar>
               <w:top w:type="dxa" w:w="60"/>
               <w:left w:type="dxa" w:w="90"/>
@@ -9431,7 +9568,7 @@
         </w:tc>
         <w:tc>
           <w:tcPr>
-            <w:tcW w:type="dxa" w:w="2300"/>
+            <w:tcW w:type="dxa" w:w="2000"/>
             <w:tcMar>
               <w:top w:type="dxa" w:w="60"/>
               <w:left w:type="dxa" w:w="90"/>
@@ -9463,7 +9600,7 @@
         </w:trPr>
         <w:tc>
           <w:tcPr>
-            <w:tcW w:type="dxa" w:w="2700"/>
+            <w:tcW w:type="dxa" w:w="2500"/>
             <w:tcMar>
               <w:top w:type="dxa" w:w="60"/>
               <w:left w:type="dxa" w:w="90"/>
@@ -9484,88 +9621,115 @@
                 <w:sz w:val="18"/>
                 <w:szCs w:val="18"/>
               </w:rPr>
-              <w:t xml:space="preserve">Cross-attention</w:t>
-            </w:r>
-          </w:p>
-        </w:tc>
-        <w:tc>
-          <w:tcPr>
-            <w:tcW w:type="dxa" w:w="1700"/>
-            <w:tcMar>
-              <w:top w:type="dxa" w:w="60"/>
-              <w:left w:type="dxa" w:w="90"/>
-              <w:bottom w:type="dxa" w:w="60"/>
-              <w:right w:type="dxa" w:w="90"/>
-            </w:tcMar>
-          </w:tcPr>
-          <w:p>
-            <w:pPr>
-              <w:spacing w:after="0" w:line="250"/>
-              <w:jc w:val="center"/>
-            </w:pPr>
-            <w:r>
-              <w:rPr>
-                <w:b w:val="false"/>
-                <w:bCs w:val="false"/>
-                <w:color w:val="1A1A1A"/>
-                <w:sz w:val="18"/>
-                <w:szCs w:val="18"/>
-              </w:rPr>
-              <w:t xml:space="preserve">MFCC+GFCC</w:t>
-            </w:r>
-          </w:p>
-        </w:tc>
-        <w:tc>
-          <w:tcPr>
-            <w:tcW w:type="dxa" w:w="2300"/>
-            <w:tcMar>
-              <w:top w:type="dxa" w:w="60"/>
-              <w:left w:type="dxa" w:w="90"/>
-              <w:bottom w:type="dxa" w:w="60"/>
-              <w:right w:type="dxa" w:w="90"/>
-            </w:tcMar>
-          </w:tcPr>
-          <w:p>
-            <w:pPr>
-              <w:spacing w:after="0" w:line="250"/>
-              <w:jc w:val="center"/>
-            </w:pPr>
-            <w:r>
-              <w:rPr>
-                <w:b w:val="false"/>
-                <w:bCs w:val="false"/>
-                <w:color w:val="1A1A1A"/>
-                <w:sz w:val="18"/>
-                <w:szCs w:val="18"/>
-              </w:rPr>
-              <w:t xml:space="preserve">67.22 ± 3.75</w:t>
-            </w:r>
-          </w:p>
-        </w:tc>
-        <w:tc>
-          <w:tcPr>
-            <w:tcW w:type="dxa" w:w="2300"/>
-            <w:tcMar>
-              <w:top w:type="dxa" w:w="60"/>
-              <w:left w:type="dxa" w:w="90"/>
-              <w:bottom w:type="dxa" w:w="60"/>
-              <w:right w:type="dxa" w:w="90"/>
-            </w:tcMar>
-          </w:tcPr>
-          <w:p>
-            <w:pPr>
-              <w:spacing w:after="0" w:line="250"/>
-              <w:jc w:val="center"/>
-            </w:pPr>
-            <w:r>
-              <w:rPr>
-                <w:b w:val="false"/>
-                <w:bCs w:val="false"/>
-                <w:color w:val="1A1A1A"/>
-                <w:sz w:val="18"/>
-                <w:szCs w:val="18"/>
-              </w:rPr>
-              <w:t xml:space="preserve">68.66 ± 4.31</w:t>
+              <w:t xml:space="preserve">Self-attention</w:t>
+            </w:r>
+          </w:p>
+        </w:tc>
+        <w:tc>
+          <w:tcPr>
+            <w:tcW w:type="dxa" w:w="1600"/>
+            <w:tcMar>
+              <w:top w:type="dxa" w:w="60"/>
+              <w:left w:type="dxa" w:w="90"/>
+              <w:bottom w:type="dxa" w:w="60"/>
+              <w:right w:type="dxa" w:w="90"/>
+            </w:tcMar>
+          </w:tcPr>
+          <w:p>
+            <w:pPr>
+              <w:spacing w:after="0" w:line="250"/>
+              <w:jc w:val="center"/>
+            </w:pPr>
+            <w:r>
+              <w:rPr>
+                <w:b w:val="false"/>
+                <w:bCs w:val="false"/>
+                <w:color w:val="1A1A1A"/>
+                <w:sz w:val="18"/>
+                <w:szCs w:val="18"/>
+              </w:rPr>
+              <w:t xml:space="preserve">MFCC</w:t>
+            </w:r>
+          </w:p>
+        </w:tc>
+        <w:tc>
+          <w:tcPr>
+            <w:tcW w:type="dxa" w:w="900"/>
+            <w:tcMar>
+              <w:top w:type="dxa" w:w="60"/>
+              <w:left w:type="dxa" w:w="90"/>
+              <w:bottom w:type="dxa" w:w="60"/>
+              <w:right w:type="dxa" w:w="90"/>
+            </w:tcMar>
+          </w:tcPr>
+          <w:p>
+            <w:pPr>
+              <w:spacing w:after="0" w:line="250"/>
+              <w:jc w:val="center"/>
+            </w:pPr>
+            <w:r>
+              <w:rPr>
+                <w:b w:val="false"/>
+                <w:bCs w:val="false"/>
+                <w:color w:val="1A1A1A"/>
+                <w:sz w:val="18"/>
+                <w:szCs w:val="18"/>
+              </w:rPr>
+              <w:t xml:space="preserve">0</w:t>
+            </w:r>
+          </w:p>
+        </w:tc>
+        <w:tc>
+          <w:tcPr>
+            <w:tcW w:type="dxa" w:w="2000"/>
+            <w:tcMar>
+              <w:top w:type="dxa" w:w="60"/>
+              <w:left w:type="dxa" w:w="90"/>
+              <w:bottom w:type="dxa" w:w="60"/>
+              <w:right w:type="dxa" w:w="90"/>
+            </w:tcMar>
+          </w:tcPr>
+          <w:p>
+            <w:pPr>
+              <w:spacing w:after="0" w:line="250"/>
+              <w:jc w:val="center"/>
+            </w:pPr>
+            <w:r>
+              <w:rPr>
+                <w:b w:val="false"/>
+                <w:bCs w:val="false"/>
+                <w:color w:val="1A1A1A"/>
+                <w:sz w:val="18"/>
+                <w:szCs w:val="18"/>
+              </w:rPr>
+              <w:t xml:space="preserve">66.08 ± 2.56</w:t>
+            </w:r>
+          </w:p>
+        </w:tc>
+        <w:tc>
+          <w:tcPr>
+            <w:tcW w:type="dxa" w:w="2000"/>
+            <w:tcMar>
+              <w:top w:type="dxa" w:w="60"/>
+              <w:left w:type="dxa" w:w="90"/>
+              <w:bottom w:type="dxa" w:w="60"/>
+              <w:right w:type="dxa" w:w="90"/>
+            </w:tcMar>
+          </w:tcPr>
+          <w:p>
+            <w:pPr>
+              <w:spacing w:after="0" w:line="250"/>
+              <w:jc w:val="center"/>
+            </w:pPr>
+            <w:r>
+              <w:rPr>
+                <w:b w:val="false"/>
+                <w:bCs w:val="false"/>
+                <w:color w:val="1A1A1A"/>
+                <w:sz w:val="18"/>
+                <w:szCs w:val="18"/>
+              </w:rPr>
+              <w:t xml:space="preserve">67.43 ± 2.78</w:t>
             </w:r>
           </w:p>
         </w:tc>
@@ -9576,7 +9740,7 @@
         </w:trPr>
         <w:tc>
           <w:tcPr>
-            <w:tcW w:type="dxa" w:w="2700"/>
+            <w:tcW w:type="dxa" w:w="2500"/>
             <w:tcMar>
               <w:top w:type="dxa" w:w="60"/>
               <w:left w:type="dxa" w:w="90"/>
@@ -9603,82 +9767,109 @@
         </w:tc>
         <w:tc>
           <w:tcPr>
-            <w:tcW w:type="dxa" w:w="1700"/>
-            <w:tcMar>
-              <w:top w:type="dxa" w:w="60"/>
-              <w:left w:type="dxa" w:w="90"/>
-              <w:bottom w:type="dxa" w:w="60"/>
-              <w:right w:type="dxa" w:w="90"/>
-            </w:tcMar>
-          </w:tcPr>
-          <w:p>
-            <w:pPr>
-              <w:spacing w:after="0" w:line="250"/>
-              <w:jc w:val="center"/>
-            </w:pPr>
-            <w:r>
-              <w:rPr>
-                <w:b w:val="false"/>
-                <w:bCs w:val="false"/>
-                <w:color w:val="1A1A1A"/>
-                <w:sz w:val="18"/>
-                <w:szCs w:val="18"/>
-              </w:rPr>
-              <w:t xml:space="preserve">MFCC</w:t>
-            </w:r>
-          </w:p>
-        </w:tc>
-        <w:tc>
-          <w:tcPr>
-            <w:tcW w:type="dxa" w:w="2300"/>
-            <w:tcMar>
-              <w:top w:type="dxa" w:w="60"/>
-              <w:left w:type="dxa" w:w="90"/>
-              <w:bottom w:type="dxa" w:w="60"/>
-              <w:right w:type="dxa" w:w="90"/>
-            </w:tcMar>
-          </w:tcPr>
-          <w:p>
-            <w:pPr>
-              <w:spacing w:after="0" w:line="250"/>
-              <w:jc w:val="center"/>
-            </w:pPr>
-            <w:r>
-              <w:rPr>
-                <w:b w:val="false"/>
-                <w:bCs w:val="false"/>
-                <w:color w:val="1A1A1A"/>
-                <w:sz w:val="18"/>
-                <w:szCs w:val="18"/>
-              </w:rPr>
-              <w:t xml:space="preserve">66.08 ± 2.56</w:t>
-            </w:r>
-          </w:p>
-        </w:tc>
-        <w:tc>
-          <w:tcPr>
-            <w:tcW w:type="dxa" w:w="2300"/>
-            <w:tcMar>
-              <w:top w:type="dxa" w:w="60"/>
-              <w:left w:type="dxa" w:w="90"/>
-              <w:bottom w:type="dxa" w:w="60"/>
-              <w:right w:type="dxa" w:w="90"/>
-            </w:tcMar>
-          </w:tcPr>
-          <w:p>
-            <w:pPr>
-              <w:spacing w:after="0" w:line="250"/>
-              <w:jc w:val="center"/>
-            </w:pPr>
-            <w:r>
-              <w:rPr>
-                <w:b w:val="false"/>
-                <w:bCs w:val="false"/>
-                <w:color w:val="1A1A1A"/>
-                <w:sz w:val="18"/>
-                <w:szCs w:val="18"/>
-              </w:rPr>
-              <w:t xml:space="preserve">67.43 ± 2.78</w:t>
+            <w:tcW w:type="dxa" w:w="1600"/>
+            <w:tcMar>
+              <w:top w:type="dxa" w:w="60"/>
+              <w:left w:type="dxa" w:w="90"/>
+              <w:bottom w:type="dxa" w:w="60"/>
+              <w:right w:type="dxa" w:w="90"/>
+            </w:tcMar>
+          </w:tcPr>
+          <w:p>
+            <w:pPr>
+              <w:spacing w:after="0" w:line="250"/>
+              <w:jc w:val="center"/>
+            </w:pPr>
+            <w:r>
+              <w:rPr>
+                <w:b w:val="false"/>
+                <w:bCs w:val="false"/>
+                <w:color w:val="1A1A1A"/>
+                <w:sz w:val="18"/>
+                <w:szCs w:val="18"/>
+              </w:rPr>
+              <w:t xml:space="preserve">MFCC+GFCC</w:t>
+            </w:r>
+          </w:p>
+        </w:tc>
+        <w:tc>
+          <w:tcPr>
+            <w:tcW w:type="dxa" w:w="900"/>
+            <w:tcMar>
+              <w:top w:type="dxa" w:w="60"/>
+              <w:left w:type="dxa" w:w="90"/>
+              <w:bottom w:type="dxa" w:w="60"/>
+              <w:right w:type="dxa" w:w="90"/>
+            </w:tcMar>
+          </w:tcPr>
+          <w:p>
+            <w:pPr>
+              <w:spacing w:after="0" w:line="250"/>
+              <w:jc w:val="center"/>
+            </w:pPr>
+            <w:r>
+              <w:rPr>
+                <w:b w:val="false"/>
+                <w:bCs w:val="false"/>
+                <w:color w:val="1A1A1A"/>
+                <w:sz w:val="18"/>
+                <w:szCs w:val="18"/>
+              </w:rPr>
+              <w:t xml:space="preserve">0</w:t>
+            </w:r>
+          </w:p>
+        </w:tc>
+        <w:tc>
+          <w:tcPr>
+            <w:tcW w:type="dxa" w:w="2000"/>
+            <w:tcMar>
+              <w:top w:type="dxa" w:w="60"/>
+              <w:left w:type="dxa" w:w="90"/>
+              <w:bottom w:type="dxa" w:w="60"/>
+              <w:right w:type="dxa" w:w="90"/>
+            </w:tcMar>
+          </w:tcPr>
+          <w:p>
+            <w:pPr>
+              <w:spacing w:after="0" w:line="250"/>
+              <w:jc w:val="center"/>
+            </w:pPr>
+            <w:r>
+              <w:rPr>
+                <w:b w:val="false"/>
+                <w:bCs w:val="false"/>
+                <w:color w:val="1A1A1A"/>
+                <w:sz w:val="18"/>
+                <w:szCs w:val="18"/>
+              </w:rPr>
+              <w:t xml:space="preserve">66.28 ± 2.92</w:t>
+            </w:r>
+          </w:p>
+        </w:tc>
+        <w:tc>
+          <w:tcPr>
+            <w:tcW w:type="dxa" w:w="2000"/>
+            <w:tcMar>
+              <w:top w:type="dxa" w:w="60"/>
+              <w:left w:type="dxa" w:w="90"/>
+              <w:bottom w:type="dxa" w:w="60"/>
+              <w:right w:type="dxa" w:w="90"/>
+            </w:tcMar>
+          </w:tcPr>
+          <w:p>
+            <w:pPr>
+              <w:spacing w:after="0" w:line="250"/>
+              <w:jc w:val="center"/>
+            </w:pPr>
+            <w:r>
+              <w:rPr>
+                <w:b w:val="false"/>
+                <w:bCs w:val="false"/>
+                <w:color w:val="1A1A1A"/>
+                <w:sz w:val="18"/>
+                <w:szCs w:val="18"/>
+              </w:rPr>
+              <w:t xml:space="preserve">67.83 ± 4.05</w:t>
             </w:r>
           </w:p>
         </w:tc>
@@ -9689,7 +9880,7 @@
         </w:trPr>
         <w:tc>
           <w:tcPr>
-            <w:tcW w:type="dxa" w:w="2700"/>
+            <w:tcW w:type="dxa" w:w="2500"/>
             <w:tcMar>
               <w:top w:type="dxa" w:w="60"/>
               <w:left w:type="dxa" w:w="90"/>
@@ -9710,13 +9901,153 @@
                 <w:sz w:val="18"/>
                 <w:szCs w:val="18"/>
               </w:rPr>
+              <w:t xml:space="preserve">Cross-attention</w:t>
+            </w:r>
+          </w:p>
+        </w:tc>
+        <w:tc>
+          <w:tcPr>
+            <w:tcW w:type="dxa" w:w="1600"/>
+            <w:tcMar>
+              <w:top w:type="dxa" w:w="60"/>
+              <w:left w:type="dxa" w:w="90"/>
+              <w:bottom w:type="dxa" w:w="60"/>
+              <w:right w:type="dxa" w:w="90"/>
+            </w:tcMar>
+          </w:tcPr>
+          <w:p>
+            <w:pPr>
+              <w:spacing w:after="0" w:line="250"/>
+              <w:jc w:val="center"/>
+            </w:pPr>
+            <w:r>
+              <w:rPr>
+                <w:b w:val="false"/>
+                <w:bCs w:val="false"/>
+                <w:color w:val="1A1A1A"/>
+                <w:sz w:val="18"/>
+                <w:szCs w:val="18"/>
+              </w:rPr>
+              <w:t xml:space="preserve">MFCC+GFCC</w:t>
+            </w:r>
+          </w:p>
+        </w:tc>
+        <w:tc>
+          <w:tcPr>
+            <w:tcW w:type="dxa" w:w="900"/>
+            <w:tcMar>
+              <w:top w:type="dxa" w:w="60"/>
+              <w:left w:type="dxa" w:w="90"/>
+              <w:bottom w:type="dxa" w:w="60"/>
+              <w:right w:type="dxa" w:w="90"/>
+            </w:tcMar>
+          </w:tcPr>
+          <w:p>
+            <w:pPr>
+              <w:spacing w:after="0" w:line="250"/>
+              <w:jc w:val="center"/>
+            </w:pPr>
+            <w:r>
+              <w:rPr>
+                <w:b w:val="false"/>
+                <w:bCs w:val="false"/>
+                <w:color w:val="1A1A1A"/>
+                <w:sz w:val="18"/>
+                <w:szCs w:val="18"/>
+              </w:rPr>
+              <w:t xml:space="preserve">1</w:t>
+            </w:r>
+          </w:p>
+        </w:tc>
+        <w:tc>
+          <w:tcPr>
+            <w:tcW w:type="dxa" w:w="2000"/>
+            <w:tcMar>
+              <w:top w:type="dxa" w:w="60"/>
+              <w:left w:type="dxa" w:w="90"/>
+              <w:bottom w:type="dxa" w:w="60"/>
+              <w:right w:type="dxa" w:w="90"/>
+            </w:tcMar>
+          </w:tcPr>
+          <w:p>
+            <w:pPr>
+              <w:spacing w:after="0" w:line="250"/>
+              <w:jc w:val="center"/>
+            </w:pPr>
+            <w:r>
+              <w:rPr>
+                <w:b w:val="false"/>
+                <w:bCs w:val="false"/>
+                <w:color w:val="1A1A1A"/>
+                <w:sz w:val="18"/>
+                <w:szCs w:val="18"/>
+              </w:rPr>
+              <w:t xml:space="preserve">65.46 ± 5.28</w:t>
+            </w:r>
+          </w:p>
+        </w:tc>
+        <w:tc>
+          <w:tcPr>
+            <w:tcW w:type="dxa" w:w="2000"/>
+            <w:tcMar>
+              <w:top w:type="dxa" w:w="60"/>
+              <w:left w:type="dxa" w:w="90"/>
+              <w:bottom w:type="dxa" w:w="60"/>
+              <w:right w:type="dxa" w:w="90"/>
+            </w:tcMar>
+          </w:tcPr>
+          <w:p>
+            <w:pPr>
+              <w:spacing w:after="0" w:line="250"/>
+              <w:jc w:val="center"/>
+            </w:pPr>
+            <w:r>
+              <w:rPr>
+                <w:b w:val="false"/>
+                <w:bCs w:val="false"/>
+                <w:color w:val="1A1A1A"/>
+                <w:sz w:val="18"/>
+                <w:szCs w:val="18"/>
+              </w:rPr>
+              <w:t xml:space="preserve">67.20 ± 4.89</w:t>
+            </w:r>
+          </w:p>
+        </w:tc>
+      </w:tr>
+      <w:tr>
+        <w:trPr>
+          <w:cantSplit/>
+        </w:trPr>
+        <w:tc>
+          <w:tcPr>
+            <w:tcW w:type="dxa" w:w="2500"/>
+            <w:tcMar>
+              <w:top w:type="dxa" w:w="60"/>
+              <w:left w:type="dxa" w:w="90"/>
+              <w:bottom w:type="dxa" w:w="60"/>
+              <w:right w:type="dxa" w:w="90"/>
+            </w:tcMar>
+          </w:tcPr>
+          <w:p>
+            <w:pPr>
+              <w:spacing w:after="0" w:line="250"/>
+              <w:jc w:val="left"/>
+            </w:pPr>
+            <w:r>
+              <w:rPr>
+                <w:b/>
+                <w:bCs/>
+                <w:color w:val="1A1A1A"/>
+                <w:sz w:val="18"/>
+                <w:szCs w:val="18"/>
+              </w:rPr>
               <w:t xml:space="preserve">Self-attention</w:t>
             </w:r>
           </w:p>
         </w:tc>
         <w:tc>
           <w:tcPr>
-            <w:tcW w:type="dxa" w:w="1700"/>
+            <w:tcW w:type="dxa" w:w="1600"/>
             <w:tcMar>
               <w:top w:type="dxa" w:w="60"/>
               <w:left w:type="dxa" w:w="90"/>
@@ -9743,55 +10074,82 @@
         </w:tc>
         <w:tc>
           <w:tcPr>
-            <w:tcW w:type="dxa" w:w="2300"/>
-            <w:tcMar>
-              <w:top w:type="dxa" w:w="60"/>
-              <w:left w:type="dxa" w:w="90"/>
-              <w:bottom w:type="dxa" w:w="60"/>
-              <w:right w:type="dxa" w:w="90"/>
-            </w:tcMar>
-          </w:tcPr>
-          <w:p>
-            <w:pPr>
-              <w:spacing w:after="0" w:line="250"/>
-              <w:jc w:val="center"/>
-            </w:pPr>
-            <w:r>
-              <w:rPr>
-                <w:b w:val="false"/>
-                <w:bCs w:val="false"/>
-                <w:color w:val="1A1A1A"/>
-                <w:sz w:val="18"/>
-                <w:szCs w:val="18"/>
-              </w:rPr>
-              <w:t xml:space="preserve">66.28 ± 2.92</w:t>
-            </w:r>
-          </w:p>
-        </w:tc>
-        <w:tc>
-          <w:tcPr>
-            <w:tcW w:type="dxa" w:w="2300"/>
-            <w:tcMar>
-              <w:top w:type="dxa" w:w="60"/>
-              <w:left w:type="dxa" w:w="90"/>
-              <w:bottom w:type="dxa" w:w="60"/>
-              <w:right w:type="dxa" w:w="90"/>
-            </w:tcMar>
-          </w:tcPr>
-          <w:p>
-            <w:pPr>
-              <w:spacing w:after="0" w:line="250"/>
-              <w:jc w:val="center"/>
-            </w:pPr>
-            <w:r>
-              <w:rPr>
-                <w:b w:val="false"/>
-                <w:bCs w:val="false"/>
-                <w:color w:val="1A1A1A"/>
-                <w:sz w:val="18"/>
-                <w:szCs w:val="18"/>
-              </w:rPr>
-              <w:t xml:space="preserve">67.83 ± 4.05</w:t>
+            <w:tcW w:type="dxa" w:w="900"/>
+            <w:tcMar>
+              <w:top w:type="dxa" w:w="60"/>
+              <w:left w:type="dxa" w:w="90"/>
+              <w:bottom w:type="dxa" w:w="60"/>
+              <w:right w:type="dxa" w:w="90"/>
+            </w:tcMar>
+          </w:tcPr>
+          <w:p>
+            <w:pPr>
+              <w:spacing w:after="0" w:line="250"/>
+              <w:jc w:val="center"/>
+            </w:pPr>
+            <w:r>
+              <w:rPr>
+                <w:b w:val="false"/>
+                <w:bCs w:val="false"/>
+                <w:color w:val="1A1A1A"/>
+                <w:sz w:val="18"/>
+                <w:szCs w:val="18"/>
+              </w:rPr>
+              <w:t xml:space="preserve">1</w:t>
+            </w:r>
+          </w:p>
+        </w:tc>
+        <w:tc>
+          <w:tcPr>
+            <w:tcW w:type="dxa" w:w="2000"/>
+            <w:tcMar>
+              <w:top w:type="dxa" w:w="60"/>
+              <w:left w:type="dxa" w:w="90"/>
+              <w:bottom w:type="dxa" w:w="60"/>
+              <w:right w:type="dxa" w:w="90"/>
+            </w:tcMar>
+          </w:tcPr>
+          <w:p>
+            <w:pPr>
+              <w:spacing w:after="0" w:line="250"/>
+              <w:jc w:val="center"/>
+            </w:pPr>
+            <w:r>
+              <w:rPr>
+                <w:b w:val="false"/>
+                <w:bCs w:val="false"/>
+                <w:color w:val="1A1A1A"/>
+                <w:sz w:val="18"/>
+                <w:szCs w:val="18"/>
+              </w:rPr>
+              <w:t xml:space="preserve">65.13 ± 4.27</w:t>
+            </w:r>
+          </w:p>
+        </w:tc>
+        <w:tc>
+          <w:tcPr>
+            <w:tcW w:type="dxa" w:w="2000"/>
+            <w:tcMar>
+              <w:top w:type="dxa" w:w="60"/>
+              <w:left w:type="dxa" w:w="90"/>
+              <w:bottom w:type="dxa" w:w="60"/>
+              <w:right w:type="dxa" w:w="90"/>
+            </w:tcMar>
+          </w:tcPr>
+          <w:p>
+            <w:pPr>
+              <w:spacing w:after="0" w:line="250"/>
+              <w:jc w:val="center"/>
+            </w:pPr>
+            <w:r>
+              <w:rPr>
+                <w:b w:val="false"/>
+                <w:bCs w:val="false"/>
+                <w:color w:val="1A1A1A"/>
+                <w:sz w:val="18"/>
+                <w:szCs w:val="18"/>
+              </w:rPr>
+              <w:t xml:space="preserve">66.58 ± 4.21</w:t>
             </w:r>
           </w:p>
         </w:tc>
@@ -9807,7 +10165,7 @@
           <w:sz w:val="18"/>
           <w:szCs w:val="18"/>
         </w:rPr>
-        <w:t xml:space="preserve">Table 7. Primary results across all configurations, mean ± standard deviation over five folds. Chance is 25%.</w:t>
+        <w:t xml:space="preserve">Table 7. Primary results across all configurations, mean ± standard deviation over the five cross-validation folds. Chance is 25%. The cross-attention/MFCC+GFCC configuration is reported at seed 1, the seed at which a complete five-fold run exists for it; its self-attention counterpart is reported at the same seed alongside, so the two are always compared within a seed.</w:t>
       </w:r>
     </w:p>
     <w:p>
@@ -9816,7 +10174,7 @@
         <w:jc w:val="both"/>
       </w:pPr>
       <w:r>
-        <w:t xml:space="preserve">Fusion exceeds the stronger unimodal stream by 7.50 points and the weaker by 13.79 points. This margin is large relative to the fold-to-fold standard deviation and constitutes the most robust finding in this work: the two modalities carry genuinely complementary information, and combining them produces reliable improvement. It also answers, on measured evidence, the question of whether a speech-only system would have sufficed — audio alone is the weakest configuration evaluated.</w:t>
+        <w:t xml:space="preserve">Fusion exceeds the stronger unimodal stream by 7.50 points (p = 0.010) and the weaker by 13.79 points (p = 0.00009). Unlike every comparison between fusion mechanisms, both of these are significant, and this constitutes the most robust finding in this work: the two modalities carry genuinely complementary information, and combining them produces reliable improvement. It also answers, on measured evidence, the question of whether a speech-only system would have sufficed — audio alone is the weakest configuration evaluated.</w:t>
       </w:r>
     </w:p>
     <w:p>
@@ -9836,7 +10194,7 @@
       <w:r>
         <w:drawing>
           <wp:inline distT="0" distB="0" distL="0" distR="0">
-            <wp:extent cx="5238750" cy="2457450"/>
+            <wp:extent cx="5715000" cy="2314575"/>
             <wp:effectExtent t="0" r="0" b="0" l="0"/>
             <wp:docPr id="1" name="" descr="" title=""/>
             <wp:cNvGraphicFramePr>
@@ -9861,7 +10219,7 @@
                   <pic:spPr bwMode="auto">
                     <a:xfrm>
                       <a:off x="0" y="0"/>
-                      <a:ext cx="5238750" cy="2457450"/>
+                      <a:ext cx="5715000" cy="2314575"/>
                     </a:xfrm>
                     <a:prstGeom prst="rect">
                       <a:avLst/>
@@ -9885,7 +10243,7 @@
           <w:sz w:val="18"/>
           <w:szCs w:val="18"/>
         </w:rPr>
-        <w:t xml:space="preserve">Figure 2. Weighted accuracy by configuration, with standard deviation across folds. The three fusion configurations are statistically indistinguishable from one another; all three exceed both unimodal streams.</w:t>
+        <w:t xml:space="preserve">Figure 2. Weighted accuracy by configuration, with standard deviation across folds. (a) All configurations completed at seed 0. (b) The cross-attention/self-attention comparison with gammatone features, at seed 1 where both runs are complete. Every fusion configuration exceeds both unimodal streams; none is distinguishable from any other.</w:t>
       </w:r>
     </w:p>
     <w:p>
@@ -9924,12 +10282,13 @@
         </w:tblBorders>
       </w:tblPr>
       <w:tblGrid>
-        <w:gridCol w:w="1800"/>
-        <w:gridCol w:w="1100"/>
-        <w:gridCol w:w="1500"/>
-        <w:gridCol w:w="1500"/>
-        <w:gridCol w:w="1500"/>
-        <w:gridCol w:w="1600"/>
+        <w:gridCol w:w="1700"/>
+        <w:gridCol w:w="800"/>
+        <w:gridCol w:w="1000"/>
+        <w:gridCol w:w="1350"/>
+        <w:gridCol w:w="1350"/>
+        <w:gridCol w:w="1400"/>
+        <w:gridCol w:w="1400"/>
       </w:tblGrid>
       <w:tr>
         <w:trPr>
@@ -9938,7 +10297,7 @@
         </w:trPr>
         <w:tc>
           <w:tcPr>
-            <w:tcW w:type="dxa" w:w="1800"/>
+            <w:tcW w:type="dxa" w:w="1700"/>
             <w:shd w:fill="EDEAF0" w:val="clear"/>
             <w:tcMar>
               <w:top w:type="dxa" w:w="60"/>
@@ -9966,7 +10325,7 @@
         </w:tc>
         <w:tc>
           <w:tcPr>
-            <w:tcW w:type="dxa" w:w="1100"/>
+            <w:tcW w:type="dxa" w:w="800"/>
             <w:shd w:fill="EDEAF0" w:val="clear"/>
             <w:tcMar>
               <w:top w:type="dxa" w:w="60"/>
@@ -9988,13 +10347,13 @@
                 <w:sz w:val="17"/>
                 <w:szCs w:val="17"/>
               </w:rPr>
-              <w:t xml:space="preserve">Metric</w:t>
-            </w:r>
-          </w:p>
-        </w:tc>
-        <w:tc>
-          <w:tcPr>
-            <w:tcW w:type="dxa" w:w="1500"/>
+              <w:t xml:space="preserve">Seed</w:t>
+            </w:r>
+          </w:p>
+        </w:tc>
+        <w:tc>
+          <w:tcPr>
+            <w:tcW w:type="dxa" w:w="1000"/>
             <w:shd w:fill="EDEAF0" w:val="clear"/>
             <w:tcMar>
               <w:top w:type="dxa" w:w="60"/>
@@ -10016,13 +10375,13 @@
                 <w:sz w:val="17"/>
                 <w:szCs w:val="17"/>
               </w:rPr>
-              <w:t xml:space="preserve">Cross</w:t>
-            </w:r>
-          </w:p>
-        </w:tc>
-        <w:tc>
-          <w:tcPr>
-            <w:tcW w:type="dxa" w:w="1500"/>
+              <w:t xml:space="preserve">Metric</w:t>
+            </w:r>
+          </w:p>
+        </w:tc>
+        <w:tc>
+          <w:tcPr>
+            <w:tcW w:type="dxa" w:w="1350"/>
             <w:shd w:fill="EDEAF0" w:val="clear"/>
             <w:tcMar>
               <w:top w:type="dxa" w:w="60"/>
@@ -10044,13 +10403,13 @@
                 <w:sz w:val="17"/>
                 <w:szCs w:val="17"/>
               </w:rPr>
-              <w:t xml:space="preserve">Self</w:t>
-            </w:r>
-          </w:p>
-        </w:tc>
-        <w:tc>
-          <w:tcPr>
-            <w:tcW w:type="dxa" w:w="1500"/>
+              <w:t xml:space="preserve">Cross</w:t>
+            </w:r>
+          </w:p>
+        </w:tc>
+        <w:tc>
+          <w:tcPr>
+            <w:tcW w:type="dxa" w:w="1350"/>
             <w:shd w:fill="EDEAF0" w:val="clear"/>
             <w:tcMar>
               <w:top w:type="dxa" w:w="60"/>
@@ -10072,13 +10431,13 @@
                 <w:sz w:val="17"/>
                 <w:szCs w:val="17"/>
               </w:rPr>
-              <w:t xml:space="preserve">Difference</w:t>
-            </w:r>
-          </w:p>
-        </w:tc>
-        <w:tc>
-          <w:tcPr>
-            <w:tcW w:type="dxa" w:w="1600"/>
+              <w:t xml:space="preserve">Self</w:t>
+            </w:r>
+          </w:p>
+        </w:tc>
+        <w:tc>
+          <w:tcPr>
+            <w:tcW w:type="dxa" w:w="1400"/>
             <w:shd w:fill="EDEAF0" w:val="clear"/>
             <w:tcMar>
               <w:top w:type="dxa" w:w="60"/>
@@ -10100,6 +10459,34 @@
                 <w:sz w:val="17"/>
                 <w:szCs w:val="17"/>
               </w:rPr>
+              <w:t xml:space="preserve">Difference</w:t>
+            </w:r>
+          </w:p>
+        </w:tc>
+        <w:tc>
+          <w:tcPr>
+            <w:tcW w:type="dxa" w:w="1400"/>
+            <w:shd w:fill="EDEAF0" w:val="clear"/>
+            <w:tcMar>
+              <w:top w:type="dxa" w:w="60"/>
+              <w:left w:type="dxa" w:w="90"/>
+              <w:bottom w:type="dxa" w:w="60"/>
+              <w:right w:type="dxa" w:w="90"/>
+            </w:tcMar>
+          </w:tcPr>
+          <w:p>
+            <w:pPr>
+              <w:spacing w:after="0" w:line="250"/>
+              <w:jc w:val="center"/>
+            </w:pPr>
+            <w:r>
+              <w:rPr>
+                <w:b/>
+                <w:bCs/>
+                <w:color w:val="5A5A5A"/>
+                <w:sz w:val="17"/>
+                <w:szCs w:val="17"/>
+              </w:rPr>
               <w:t xml:space="preserve">p-value</w:t>
             </w:r>
           </w:p>
@@ -10111,7 +10498,7 @@
         </w:trPr>
         <w:tc>
           <w:tcPr>
-            <w:tcW w:type="dxa" w:w="1800"/>
+            <w:tcW w:type="dxa" w:w="1700"/>
             <w:tcMar>
               <w:top w:type="dxa" w:w="60"/>
               <w:left w:type="dxa" w:w="90"/>
@@ -10138,7 +10525,34 @@
         </w:tc>
         <w:tc>
           <w:tcPr>
-            <w:tcW w:type="dxa" w:w="1100"/>
+            <w:tcW w:type="dxa" w:w="800"/>
+            <w:tcMar>
+              <w:top w:type="dxa" w:w="60"/>
+              <w:left w:type="dxa" w:w="90"/>
+              <w:bottom w:type="dxa" w:w="60"/>
+              <w:right w:type="dxa" w:w="90"/>
+            </w:tcMar>
+          </w:tcPr>
+          <w:p>
+            <w:pPr>
+              <w:spacing w:after="0" w:line="250"/>
+              <w:jc w:val="center"/>
+            </w:pPr>
+            <w:r>
+              <w:rPr>
+                <w:b w:val="false"/>
+                <w:bCs w:val="false"/>
+                <w:color w:val="1A1A1A"/>
+                <w:sz w:val="18"/>
+                <w:szCs w:val="18"/>
+              </w:rPr>
+              <w:t xml:space="preserve">0</w:t>
+            </w:r>
+          </w:p>
+        </w:tc>
+        <w:tc>
+          <w:tcPr>
+            <w:tcW w:type="dxa" w:w="1000"/>
             <w:tcMar>
               <w:top w:type="dxa" w:w="60"/>
               <w:left w:type="dxa" w:w="90"/>
@@ -10165,7 +10579,7 @@
         </w:tc>
         <w:tc>
           <w:tcPr>
-            <w:tcW w:type="dxa" w:w="1500"/>
+            <w:tcW w:type="dxa" w:w="1350"/>
             <w:tcMar>
               <w:top w:type="dxa" w:w="60"/>
               <w:left w:type="dxa" w:w="90"/>
@@ -10192,7 +10606,7 @@
         </w:tc>
         <w:tc>
           <w:tcPr>
-            <w:tcW w:type="dxa" w:w="1500"/>
+            <w:tcW w:type="dxa" w:w="1350"/>
             <w:tcMar>
               <w:top w:type="dxa" w:w="60"/>
               <w:left w:type="dxa" w:w="90"/>
@@ -10219,7 +10633,7 @@
         </w:tc>
         <w:tc>
           <w:tcPr>
-            <w:tcW w:type="dxa" w:w="1500"/>
+            <w:tcW w:type="dxa" w:w="1400"/>
             <w:tcMar>
               <w:top w:type="dxa" w:w="60"/>
               <w:left w:type="dxa" w:w="90"/>
@@ -10246,7 +10660,7 @@
         </w:tc>
         <w:tc>
           <w:tcPr>
-            <w:tcW w:type="dxa" w:w="1600"/>
+            <w:tcW w:type="dxa" w:w="1400"/>
             <w:tcMar>
               <w:top w:type="dxa" w:w="60"/>
               <w:left w:type="dxa" w:w="90"/>
@@ -10278,7 +10692,7 @@
         </w:trPr>
         <w:tc>
           <w:tcPr>
-            <w:tcW w:type="dxa" w:w="1800"/>
+            <w:tcW w:type="dxa" w:w="1700"/>
             <w:tcMar>
               <w:top w:type="dxa" w:w="60"/>
               <w:left w:type="dxa" w:w="90"/>
@@ -10305,7 +10719,34 @@
         </w:tc>
         <w:tc>
           <w:tcPr>
-            <w:tcW w:type="dxa" w:w="1100"/>
+            <w:tcW w:type="dxa" w:w="800"/>
+            <w:tcMar>
+              <w:top w:type="dxa" w:w="60"/>
+              <w:left w:type="dxa" w:w="90"/>
+              <w:bottom w:type="dxa" w:w="60"/>
+              <w:right w:type="dxa" w:w="90"/>
+            </w:tcMar>
+          </w:tcPr>
+          <w:p>
+            <w:pPr>
+              <w:spacing w:after="0" w:line="250"/>
+              <w:jc w:val="center"/>
+            </w:pPr>
+            <w:r>
+              <w:rPr>
+                <w:b w:val="false"/>
+                <w:bCs w:val="false"/>
+                <w:color w:val="1A1A1A"/>
+                <w:sz w:val="18"/>
+                <w:szCs w:val="18"/>
+              </w:rPr>
+              <w:t xml:space="preserve">0</w:t>
+            </w:r>
+          </w:p>
+        </w:tc>
+        <w:tc>
+          <w:tcPr>
+            <w:tcW w:type="dxa" w:w="1000"/>
             <w:tcMar>
               <w:top w:type="dxa" w:w="60"/>
               <w:left w:type="dxa" w:w="90"/>
@@ -10332,7 +10773,7 @@
         </w:tc>
         <w:tc>
           <w:tcPr>
-            <w:tcW w:type="dxa" w:w="1500"/>
+            <w:tcW w:type="dxa" w:w="1350"/>
             <w:tcMar>
               <w:top w:type="dxa" w:w="60"/>
               <w:left w:type="dxa" w:w="90"/>
@@ -10359,7 +10800,7 @@
         </w:tc>
         <w:tc>
           <w:tcPr>
-            <w:tcW w:type="dxa" w:w="1500"/>
+            <w:tcW w:type="dxa" w:w="1350"/>
             <w:tcMar>
               <w:top w:type="dxa" w:w="60"/>
               <w:left w:type="dxa" w:w="90"/>
@@ -10386,7 +10827,7 @@
         </w:tc>
         <w:tc>
           <w:tcPr>
-            <w:tcW w:type="dxa" w:w="1500"/>
+            <w:tcW w:type="dxa" w:w="1400"/>
             <w:tcMar>
               <w:top w:type="dxa" w:w="60"/>
               <w:left w:type="dxa" w:w="90"/>
@@ -10413,7 +10854,7 @@
         </w:tc>
         <w:tc>
           <w:tcPr>
-            <w:tcW w:type="dxa" w:w="1600"/>
+            <w:tcW w:type="dxa" w:w="1400"/>
             <w:tcMar>
               <w:top w:type="dxa" w:w="60"/>
               <w:left w:type="dxa" w:w="90"/>
@@ -10445,7 +10886,7 @@
         </w:trPr>
         <w:tc>
           <w:tcPr>
-            <w:tcW w:type="dxa" w:w="1800"/>
+            <w:tcW w:type="dxa" w:w="1700"/>
             <w:tcMar>
               <w:top w:type="dxa" w:w="60"/>
               <w:left w:type="dxa" w:w="90"/>
@@ -10472,7 +10913,34 @@
         </w:tc>
         <w:tc>
           <w:tcPr>
-            <w:tcW w:type="dxa" w:w="1100"/>
+            <w:tcW w:type="dxa" w:w="800"/>
+            <w:tcMar>
+              <w:top w:type="dxa" w:w="60"/>
+              <w:left w:type="dxa" w:w="90"/>
+              <w:bottom w:type="dxa" w:w="60"/>
+              <w:right w:type="dxa" w:w="90"/>
+            </w:tcMar>
+          </w:tcPr>
+          <w:p>
+            <w:pPr>
+              <w:spacing w:after="0" w:line="250"/>
+              <w:jc w:val="center"/>
+            </w:pPr>
+            <w:r>
+              <w:rPr>
+                <w:b w:val="false"/>
+                <w:bCs w:val="false"/>
+                <w:color w:val="1A1A1A"/>
+                <w:sz w:val="18"/>
+                <w:szCs w:val="18"/>
+              </w:rPr>
+              <w:t xml:space="preserve">1</w:t>
+            </w:r>
+          </w:p>
+        </w:tc>
+        <w:tc>
+          <w:tcPr>
+            <w:tcW w:type="dxa" w:w="1000"/>
             <w:tcMar>
               <w:top w:type="dxa" w:w="60"/>
               <w:left w:type="dxa" w:w="90"/>
@@ -10499,109 +10967,109 @@
         </w:tc>
         <w:tc>
           <w:tcPr>
-            <w:tcW w:type="dxa" w:w="1500"/>
-            <w:tcMar>
-              <w:top w:type="dxa" w:w="60"/>
-              <w:left w:type="dxa" w:w="90"/>
-              <w:bottom w:type="dxa" w:w="60"/>
-              <w:right w:type="dxa" w:w="90"/>
-            </w:tcMar>
-          </w:tcPr>
-          <w:p>
-            <w:pPr>
-              <w:spacing w:after="0" w:line="250"/>
-              <w:jc w:val="center"/>
-            </w:pPr>
-            <w:r>
-              <w:rPr>
-                <w:b w:val="false"/>
-                <w:bCs w:val="false"/>
-                <w:color w:val="1A1A1A"/>
-                <w:sz w:val="18"/>
-                <w:szCs w:val="18"/>
-              </w:rPr>
-              <w:t xml:space="preserve">67.22</w:t>
-            </w:r>
-          </w:p>
-        </w:tc>
-        <w:tc>
-          <w:tcPr>
-            <w:tcW w:type="dxa" w:w="1500"/>
-            <w:tcMar>
-              <w:top w:type="dxa" w:w="60"/>
-              <w:left w:type="dxa" w:w="90"/>
-              <w:bottom w:type="dxa" w:w="60"/>
-              <w:right w:type="dxa" w:w="90"/>
-            </w:tcMar>
-          </w:tcPr>
-          <w:p>
-            <w:pPr>
-              <w:spacing w:after="0" w:line="250"/>
-              <w:jc w:val="center"/>
-            </w:pPr>
-            <w:r>
-              <w:rPr>
-                <w:b w:val="false"/>
-                <w:bCs w:val="false"/>
-                <w:color w:val="1A1A1A"/>
-                <w:sz w:val="18"/>
-                <w:szCs w:val="18"/>
-              </w:rPr>
-              <w:t xml:space="preserve">66.28</w:t>
-            </w:r>
-          </w:p>
-        </w:tc>
-        <w:tc>
-          <w:tcPr>
-            <w:tcW w:type="dxa" w:w="1500"/>
-            <w:tcMar>
-              <w:top w:type="dxa" w:w="60"/>
-              <w:left w:type="dxa" w:w="90"/>
-              <w:bottom w:type="dxa" w:w="60"/>
-              <w:right w:type="dxa" w:w="90"/>
-            </w:tcMar>
-          </w:tcPr>
-          <w:p>
-            <w:pPr>
-              <w:spacing w:after="0" w:line="250"/>
-              <w:jc w:val="center"/>
-            </w:pPr>
-            <w:r>
-              <w:rPr>
-                <w:b w:val="false"/>
-                <w:bCs w:val="false"/>
-                <w:color w:val="1A1A1A"/>
-                <w:sz w:val="18"/>
-                <w:szCs w:val="18"/>
-              </w:rPr>
-              <w:t xml:space="preserve">+0.94</w:t>
-            </w:r>
-          </w:p>
-        </w:tc>
-        <w:tc>
-          <w:tcPr>
-            <w:tcW w:type="dxa" w:w="1600"/>
-            <w:tcMar>
-              <w:top w:type="dxa" w:w="60"/>
-              <w:left w:type="dxa" w:w="90"/>
-              <w:bottom w:type="dxa" w:w="60"/>
-              <w:right w:type="dxa" w:w="90"/>
-            </w:tcMar>
-          </w:tcPr>
-          <w:p>
-            <w:pPr>
-              <w:spacing w:after="0" w:line="250"/>
-              <w:jc w:val="center"/>
-            </w:pPr>
-            <w:r>
-              <w:rPr>
-                <w:b w:val="false"/>
-                <w:bCs w:val="false"/>
-                <w:color w:val="1A1A1A"/>
-                <w:sz w:val="18"/>
-                <w:szCs w:val="18"/>
-              </w:rPr>
-              <w:t xml:space="preserve">0.702</w:t>
+            <w:tcW w:type="dxa" w:w="1350"/>
+            <w:tcMar>
+              <w:top w:type="dxa" w:w="60"/>
+              <w:left w:type="dxa" w:w="90"/>
+              <w:bottom w:type="dxa" w:w="60"/>
+              <w:right w:type="dxa" w:w="90"/>
+            </w:tcMar>
+          </w:tcPr>
+          <w:p>
+            <w:pPr>
+              <w:spacing w:after="0" w:line="250"/>
+              <w:jc w:val="center"/>
+            </w:pPr>
+            <w:r>
+              <w:rPr>
+                <w:b w:val="false"/>
+                <w:bCs w:val="false"/>
+                <w:color w:val="1A1A1A"/>
+                <w:sz w:val="18"/>
+                <w:szCs w:val="18"/>
+              </w:rPr>
+              <w:t xml:space="preserve">65.46</w:t>
+            </w:r>
+          </w:p>
+        </w:tc>
+        <w:tc>
+          <w:tcPr>
+            <w:tcW w:type="dxa" w:w="1350"/>
+            <w:tcMar>
+              <w:top w:type="dxa" w:w="60"/>
+              <w:left w:type="dxa" w:w="90"/>
+              <w:bottom w:type="dxa" w:w="60"/>
+              <w:right w:type="dxa" w:w="90"/>
+            </w:tcMar>
+          </w:tcPr>
+          <w:p>
+            <w:pPr>
+              <w:spacing w:after="0" w:line="250"/>
+              <w:jc w:val="center"/>
+            </w:pPr>
+            <w:r>
+              <w:rPr>
+                <w:b w:val="false"/>
+                <w:bCs w:val="false"/>
+                <w:color w:val="1A1A1A"/>
+                <w:sz w:val="18"/>
+                <w:szCs w:val="18"/>
+              </w:rPr>
+              <w:t xml:space="preserve">65.13</w:t>
+            </w:r>
+          </w:p>
+        </w:tc>
+        <w:tc>
+          <w:tcPr>
+            <w:tcW w:type="dxa" w:w="1400"/>
+            <w:tcMar>
+              <w:top w:type="dxa" w:w="60"/>
+              <w:left w:type="dxa" w:w="90"/>
+              <w:bottom w:type="dxa" w:w="60"/>
+              <w:right w:type="dxa" w:w="90"/>
+            </w:tcMar>
+          </w:tcPr>
+          <w:p>
+            <w:pPr>
+              <w:spacing w:after="0" w:line="250"/>
+              <w:jc w:val="center"/>
+            </w:pPr>
+            <w:r>
+              <w:rPr>
+                <w:b w:val="false"/>
+                <w:bCs w:val="false"/>
+                <w:color w:val="1A1A1A"/>
+                <w:sz w:val="18"/>
+                <w:szCs w:val="18"/>
+              </w:rPr>
+              <w:t xml:space="preserve">+0.33</w:t>
+            </w:r>
+          </w:p>
+        </w:tc>
+        <w:tc>
+          <w:tcPr>
+            <w:tcW w:type="dxa" w:w="1400"/>
+            <w:tcMar>
+              <w:top w:type="dxa" w:w="60"/>
+              <w:left w:type="dxa" w:w="90"/>
+              <w:bottom w:type="dxa" w:w="60"/>
+              <w:right w:type="dxa" w:w="90"/>
+            </w:tcMar>
+          </w:tcPr>
+          <w:p>
+            <w:pPr>
+              <w:spacing w:after="0" w:line="250"/>
+              <w:jc w:val="center"/>
+            </w:pPr>
+            <w:r>
+              <w:rPr>
+                <w:b w:val="false"/>
+                <w:bCs w:val="false"/>
+                <w:color w:val="1A1A1A"/>
+                <w:sz w:val="18"/>
+                <w:szCs w:val="18"/>
+              </w:rPr>
+              <w:t xml:space="preserve">0.926</w:t>
             </w:r>
           </w:p>
         </w:tc>
@@ -10612,7 +11080,7 @@
         </w:trPr>
         <w:tc>
           <w:tcPr>
-            <w:tcW w:type="dxa" w:w="1800"/>
+            <w:tcW w:type="dxa" w:w="1700"/>
             <w:tcMar>
               <w:top w:type="dxa" w:w="60"/>
               <w:left w:type="dxa" w:w="90"/>
@@ -10639,7 +11107,34 @@
         </w:tc>
         <w:tc>
           <w:tcPr>
-            <w:tcW w:type="dxa" w:w="1100"/>
+            <w:tcW w:type="dxa" w:w="800"/>
+            <w:tcMar>
+              <w:top w:type="dxa" w:w="60"/>
+              <w:left w:type="dxa" w:w="90"/>
+              <w:bottom w:type="dxa" w:w="60"/>
+              <w:right w:type="dxa" w:w="90"/>
+            </w:tcMar>
+          </w:tcPr>
+          <w:p>
+            <w:pPr>
+              <w:spacing w:after="0" w:line="250"/>
+              <w:jc w:val="center"/>
+            </w:pPr>
+            <w:r>
+              <w:rPr>
+                <w:b w:val="false"/>
+                <w:bCs w:val="false"/>
+                <w:color w:val="1A1A1A"/>
+                <w:sz w:val="18"/>
+                <w:szCs w:val="18"/>
+              </w:rPr>
+              <w:t xml:space="preserve">1</w:t>
+            </w:r>
+          </w:p>
+        </w:tc>
+        <w:tc>
+          <w:tcPr>
+            <w:tcW w:type="dxa" w:w="1000"/>
             <w:tcMar>
               <w:top w:type="dxa" w:w="60"/>
               <w:left w:type="dxa" w:w="90"/>
@@ -10666,109 +11161,109 @@
         </w:tc>
         <w:tc>
           <w:tcPr>
-            <w:tcW w:type="dxa" w:w="1500"/>
-            <w:tcMar>
-              <w:top w:type="dxa" w:w="60"/>
-              <w:left w:type="dxa" w:w="90"/>
-              <w:bottom w:type="dxa" w:w="60"/>
-              <w:right w:type="dxa" w:w="90"/>
-            </w:tcMar>
-          </w:tcPr>
-          <w:p>
-            <w:pPr>
-              <w:spacing w:after="0" w:line="250"/>
-              <w:jc w:val="center"/>
-            </w:pPr>
-            <w:r>
-              <w:rPr>
-                <w:b w:val="false"/>
-                <w:bCs w:val="false"/>
-                <w:color w:val="1A1A1A"/>
-                <w:sz w:val="18"/>
-                <w:szCs w:val="18"/>
-              </w:rPr>
-              <w:t xml:space="preserve">68.66</w:t>
-            </w:r>
-          </w:p>
-        </w:tc>
-        <w:tc>
-          <w:tcPr>
-            <w:tcW w:type="dxa" w:w="1500"/>
-            <w:tcMar>
-              <w:top w:type="dxa" w:w="60"/>
-              <w:left w:type="dxa" w:w="90"/>
-              <w:bottom w:type="dxa" w:w="60"/>
-              <w:right w:type="dxa" w:w="90"/>
-            </w:tcMar>
-          </w:tcPr>
-          <w:p>
-            <w:pPr>
-              <w:spacing w:after="0" w:line="250"/>
-              <w:jc w:val="center"/>
-            </w:pPr>
-            <w:r>
-              <w:rPr>
-                <w:b w:val="false"/>
-                <w:bCs w:val="false"/>
-                <w:color w:val="1A1A1A"/>
-                <w:sz w:val="18"/>
-                <w:szCs w:val="18"/>
-              </w:rPr>
-              <w:t xml:space="preserve">67.83</w:t>
-            </w:r>
-          </w:p>
-        </w:tc>
-        <w:tc>
-          <w:tcPr>
-            <w:tcW w:type="dxa" w:w="1500"/>
-            <w:tcMar>
-              <w:top w:type="dxa" w:w="60"/>
-              <w:left w:type="dxa" w:w="90"/>
-              <w:bottom w:type="dxa" w:w="60"/>
-              <w:right w:type="dxa" w:w="90"/>
-            </w:tcMar>
-          </w:tcPr>
-          <w:p>
-            <w:pPr>
-              <w:spacing w:after="0" w:line="250"/>
-              <w:jc w:val="center"/>
-            </w:pPr>
-            <w:r>
-              <w:rPr>
-                <w:b w:val="false"/>
-                <w:bCs w:val="false"/>
-                <w:color w:val="1A1A1A"/>
-                <w:sz w:val="18"/>
-                <w:szCs w:val="18"/>
-              </w:rPr>
-              <w:t xml:space="preserve">+0.83</w:t>
-            </w:r>
-          </w:p>
-        </w:tc>
-        <w:tc>
-          <w:tcPr>
-            <w:tcW w:type="dxa" w:w="1600"/>
-            <w:tcMar>
-              <w:top w:type="dxa" w:w="60"/>
-              <w:left w:type="dxa" w:w="90"/>
-              <w:bottom w:type="dxa" w:w="60"/>
-              <w:right w:type="dxa" w:w="90"/>
-            </w:tcMar>
-          </w:tcPr>
-          <w:p>
-            <w:pPr>
-              <w:spacing w:after="0" w:line="250"/>
-              <w:jc w:val="center"/>
-            </w:pPr>
-            <w:r>
-              <w:rPr>
-                <w:b w:val="false"/>
-                <w:bCs w:val="false"/>
-                <w:color w:val="1A1A1A"/>
-                <w:sz w:val="18"/>
-                <w:szCs w:val="18"/>
-              </w:rPr>
-              <w:t xml:space="preserve">0.786</w:t>
+            <w:tcW w:type="dxa" w:w="1350"/>
+            <w:tcMar>
+              <w:top w:type="dxa" w:w="60"/>
+              <w:left w:type="dxa" w:w="90"/>
+              <w:bottom w:type="dxa" w:w="60"/>
+              <w:right w:type="dxa" w:w="90"/>
+            </w:tcMar>
+          </w:tcPr>
+          <w:p>
+            <w:pPr>
+              <w:spacing w:after="0" w:line="250"/>
+              <w:jc w:val="center"/>
+            </w:pPr>
+            <w:r>
+              <w:rPr>
+                <w:b w:val="false"/>
+                <w:bCs w:val="false"/>
+                <w:color w:val="1A1A1A"/>
+                <w:sz w:val="18"/>
+                <w:szCs w:val="18"/>
+              </w:rPr>
+              <w:t xml:space="preserve">67.20</w:t>
+            </w:r>
+          </w:p>
+        </w:tc>
+        <w:tc>
+          <w:tcPr>
+            <w:tcW w:type="dxa" w:w="1350"/>
+            <w:tcMar>
+              <w:top w:type="dxa" w:w="60"/>
+              <w:left w:type="dxa" w:w="90"/>
+              <w:bottom w:type="dxa" w:w="60"/>
+              <w:right w:type="dxa" w:w="90"/>
+            </w:tcMar>
+          </w:tcPr>
+          <w:p>
+            <w:pPr>
+              <w:spacing w:after="0" w:line="250"/>
+              <w:jc w:val="center"/>
+            </w:pPr>
+            <w:r>
+              <w:rPr>
+                <w:b w:val="false"/>
+                <w:bCs w:val="false"/>
+                <w:color w:val="1A1A1A"/>
+                <w:sz w:val="18"/>
+                <w:szCs w:val="18"/>
+              </w:rPr>
+              <w:t xml:space="preserve">66.58</w:t>
+            </w:r>
+          </w:p>
+        </w:tc>
+        <w:tc>
+          <w:tcPr>
+            <w:tcW w:type="dxa" w:w="1400"/>
+            <w:tcMar>
+              <w:top w:type="dxa" w:w="60"/>
+              <w:left w:type="dxa" w:w="90"/>
+              <w:bottom w:type="dxa" w:w="60"/>
+              <w:right w:type="dxa" w:w="90"/>
+            </w:tcMar>
+          </w:tcPr>
+          <w:p>
+            <w:pPr>
+              <w:spacing w:after="0" w:line="250"/>
+              <w:jc w:val="center"/>
+            </w:pPr>
+            <w:r>
+              <w:rPr>
+                <w:b w:val="false"/>
+                <w:bCs w:val="false"/>
+                <w:color w:val="1A1A1A"/>
+                <w:sz w:val="18"/>
+                <w:szCs w:val="18"/>
+              </w:rPr>
+              <w:t xml:space="preserve">+0.62</w:t>
+            </w:r>
+          </w:p>
+        </w:tc>
+        <w:tc>
+          <w:tcPr>
+            <w:tcW w:type="dxa" w:w="1400"/>
+            <w:tcMar>
+              <w:top w:type="dxa" w:w="60"/>
+              <w:left w:type="dxa" w:w="90"/>
+              <w:bottom w:type="dxa" w:w="60"/>
+              <w:right w:type="dxa" w:w="90"/>
+            </w:tcMar>
+          </w:tcPr>
+          <w:p>
+            <w:pPr>
+              <w:spacing w:after="0" w:line="250"/>
+              <w:jc w:val="center"/>
+            </w:pPr>
+            <w:r>
+              <w:rPr>
+                <w:b w:val="false"/>
+                <w:bCs w:val="false"/>
+                <w:color w:val="1A1A1A"/>
+                <w:sz w:val="18"/>
+                <w:szCs w:val="18"/>
+              </w:rPr>
+              <w:t xml:space="preserve">0.853</w:t>
             </w:r>
           </w:p>
         </w:tc>
@@ -10784,7 +11279,7 @@
           <w:sz w:val="18"/>
           <w:szCs w:val="18"/>
         </w:rPr>
-        <w:t xml:space="preserve">Table 8. Cross-attention versus self-attention, two-tailed independent-samples t-test over per-fold values.</w:t>
+        <w:t xml:space="preserve">Table 8. Cross-attention versus self-attention, two-tailed independent-samples t-test over per-fold values. Each row compares the two mechanisms within a single seed, so the training conditions are matched.</w:t>
       </w:r>
     </w:p>
     <w:p>
@@ -10793,7 +11288,7 @@
         <w:jc w:val="both"/>
       </w:pPr>
       <w:r>
-        <w:t xml:space="preserve">No configuration produces a significant difference. The smallest p-value observed is 0.702, far above the 0.05 threshold, and the largest difference is 0.94 points — well within the fold-to-fold standard deviation of approximately 3 points. The two mechanisms are statistically comparable.</w:t>
+        <w:t xml:space="preserve">No configuration produces a significant difference. The smallest p-value observed is 0.853, far above the 0.05 threshold, and the largest difference is 0.62 points — well within the fold-to-fold standard deviation, which ranges from 2.6 to 5.3 points. The two mechanisms are statistically comparable. The comparison is repeated at two independently seeded initialisations and in both the difference is negligible, which is stronger evidence than a single run.</w:t>
       </w:r>
     </w:p>
     <w:p>
@@ -10811,7 +11306,7 @@
         <w:t xml:space="preserve">The hypothesis was not supported.  </w:t>
       </w:r>
       <w:r>
-        <w:t xml:space="preserve">This project predicted that strengthening the acoustic stream would allow cross-attention to outperform self-attention, on the reasoning that its failure in prior work was attributable to a weak audio branch. The acoustic stream was strengthened substantially — the encoder reproduces 71.65% in isolation, against 36.5% for the audio branch in the study that motivated the hypothesis — and cross-attention still did not win. The direction of the effect is weakly consistent with the hypothesis, in that cross-attention moves from level with self-attention on MFCC alone to 0.94 points ahead once gammatone features are added, but at p = 0.702 this is indistinguishable from noise and cannot be claimed as evidence.</w:t>
+        <w:t xml:space="preserve">This project predicted that strengthening the acoustic stream would allow cross-attention to outperform self-attention, on the reasoning that its failure in prior work was attributable to a weak audio branch. The acoustic stream was strengthened substantially — the encoder reproduces 71.65% in isolation, against 36.5% for the audio branch in the study that motivated the hypothesis — and cross-attention still did not win. The direction of the effect is weakly consistent with the hypothesis, in that cross-attention moves from 0.02 points behind self-attention on MFCC alone to 0.33 points ahead once gammatone features are added, but at p = 0.926 this is indistinguishable from noise and cannot be claimed as evidence.</w:t>
       </w:r>
     </w:p>
     <w:p>
@@ -11067,7 +11562,7 @@
                 <w:sz w:val="18"/>
                 <w:szCs w:val="18"/>
               </w:rPr>
-              <w:t xml:space="preserve">Audio only</w:t>
+              <w:t xml:space="preserve">Audio only, MFCC</w:t>
             </w:r>
           </w:p>
         </w:tc>
@@ -11234,7 +11729,7 @@
                 <w:sz w:val="18"/>
                 <w:szCs w:val="18"/>
               </w:rPr>
-              <w:t xml:space="preserve">Text only</w:t>
+              <w:t xml:space="preserve">Text only, MFCC</w:t>
             </w:r>
           </w:p>
         </w:tc>
@@ -11401,7 +11896,7 @@
                 <w:sz w:val="18"/>
                 <w:szCs w:val="18"/>
               </w:rPr>
-              <w:t xml:space="preserve">Concatenation</w:t>
+              <w:t xml:space="preserve">Concatenation, MFCC+GFCC</w:t>
             </w:r>
           </w:p>
         </w:tc>
@@ -11568,7 +12063,7 @@
                 <w:sz w:val="18"/>
                 <w:szCs w:val="18"/>
               </w:rPr>
-              <w:t xml:space="preserve">Self-attention</w:t>
+              <w:t xml:space="preserve">Cross-attention, MFCC</w:t>
             </w:r>
           </w:p>
         </w:tc>
@@ -11649,7 +12144,7 @@
                 <w:sz w:val="18"/>
                 <w:szCs w:val="18"/>
               </w:rPr>
-              <w:t xml:space="preserve">Self</w:t>
+              <w:t xml:space="preserve">Cross</w:t>
             </w:r>
           </w:p>
         </w:tc>
@@ -11676,7 +12171,7 @@
                 <w:sz w:val="18"/>
                 <w:szCs w:val="18"/>
               </w:rPr>
-              <w:t xml:space="preserve">66.28</w:t>
+              <w:t xml:space="preserve">66.06</w:t>
             </w:r>
           </w:p>
         </w:tc>
@@ -11703,7 +12198,7 @@
                 <w:sz w:val="18"/>
                 <w:szCs w:val="18"/>
               </w:rPr>
-              <w:t xml:space="preserve">−1.37</w:t>
+              <w:t xml:space="preserve">−1.59</w:t>
             </w:r>
           </w:p>
         </w:tc>
@@ -11735,7 +12230,7 @@
                 <w:sz w:val="18"/>
                 <w:szCs w:val="18"/>
               </w:rPr>
-              <w:t xml:space="preserve">Cross-attention</w:t>
+              <w:t xml:space="preserve">Self-attention, MFCC</w:t>
             </w:r>
           </w:p>
         </w:tc>
@@ -11816,7 +12311,7 @@
                 <w:sz w:val="18"/>
                 <w:szCs w:val="18"/>
               </w:rPr>
-              <w:t xml:space="preserve">Cross</w:t>
+              <w:t xml:space="preserve">Self</w:t>
             </w:r>
           </w:p>
         </w:tc>
@@ -11843,7 +12338,7 @@
                 <w:sz w:val="18"/>
                 <w:szCs w:val="18"/>
               </w:rPr>
-              <w:t xml:space="preserve">67.22</w:t>
+              <w:t xml:space="preserve">66.08</w:t>
             </w:r>
           </w:p>
         </w:tc>
@@ -11870,7 +12365,174 @@
                 <w:sz w:val="18"/>
                 <w:szCs w:val="18"/>
               </w:rPr>
-              <w:t xml:space="preserve">−0.43</w:t>
+              <w:t xml:space="preserve">−1.57</w:t>
+            </w:r>
+          </w:p>
+        </w:tc>
+      </w:tr>
+      <w:tr>
+        <w:trPr>
+          <w:cantSplit/>
+        </w:trPr>
+        <w:tc>
+          <w:tcPr>
+            <w:tcW w:type="dxa" w:w="2200"/>
+            <w:tcMar>
+              <w:top w:type="dxa" w:w="60"/>
+              <w:left w:type="dxa" w:w="90"/>
+              <w:bottom w:type="dxa" w:w="60"/>
+              <w:right w:type="dxa" w:w="90"/>
+            </w:tcMar>
+          </w:tcPr>
+          <w:p>
+            <w:pPr>
+              <w:spacing w:after="0" w:line="250"/>
+              <w:jc w:val="left"/>
+            </w:pPr>
+            <w:r>
+              <w:rPr>
+                <w:b/>
+                <w:bCs/>
+                <w:color w:val="1A1A1A"/>
+                <w:sz w:val="18"/>
+                <w:szCs w:val="18"/>
+              </w:rPr>
+              <w:t xml:space="preserve">Self-attention, MFCC+GFCC</w:t>
+            </w:r>
+          </w:p>
+        </w:tc>
+        <w:tc>
+          <w:tcPr>
+            <w:tcW w:type="dxa" w:w="1350"/>
+            <w:tcMar>
+              <w:top w:type="dxa" w:w="60"/>
+              <w:left w:type="dxa" w:w="90"/>
+              <w:bottom w:type="dxa" w:w="60"/>
+              <w:right w:type="dxa" w:w="90"/>
+            </w:tcMar>
+          </w:tcPr>
+          <w:p>
+            <w:pPr>
+              <w:spacing w:after="0" w:line="250"/>
+              <w:jc w:val="center"/>
+            </w:pPr>
+            <w:r>
+              <w:rPr>
+                <w:b w:val="false"/>
+                <w:bCs w:val="false"/>
+                <w:color w:val="1A1A1A"/>
+                <w:sz w:val="18"/>
+                <w:szCs w:val="18"/>
+              </w:rPr>
+              <w:t xml:space="preserve">Yes</w:t>
+            </w:r>
+          </w:p>
+        </w:tc>
+        <w:tc>
+          <w:tcPr>
+            <w:tcW w:type="dxa" w:w="1350"/>
+            <w:tcMar>
+              <w:top w:type="dxa" w:w="60"/>
+              <w:left w:type="dxa" w:w="90"/>
+              <w:bottom w:type="dxa" w:w="60"/>
+              <w:right w:type="dxa" w:w="90"/>
+            </w:tcMar>
+          </w:tcPr>
+          <w:p>
+            <w:pPr>
+              <w:spacing w:after="0" w:line="250"/>
+              <w:jc w:val="center"/>
+            </w:pPr>
+            <w:r>
+              <w:rPr>
+                <w:b w:val="false"/>
+                <w:bCs w:val="false"/>
+                <w:color w:val="1A1A1A"/>
+                <w:sz w:val="18"/>
+                <w:szCs w:val="18"/>
+              </w:rPr>
+              <w:t xml:space="preserve">Yes</w:t>
+            </w:r>
+          </w:p>
+        </w:tc>
+        <w:tc>
+          <w:tcPr>
+            <w:tcW w:type="dxa" w:w="1500"/>
+            <w:tcMar>
+              <w:top w:type="dxa" w:w="60"/>
+              <w:left w:type="dxa" w:w="90"/>
+              <w:bottom w:type="dxa" w:w="60"/>
+              <w:right w:type="dxa" w:w="90"/>
+            </w:tcMar>
+          </w:tcPr>
+          <w:p>
+            <w:pPr>
+              <w:spacing w:after="0" w:line="250"/>
+              <w:jc w:val="center"/>
+            </w:pPr>
+            <w:r>
+              <w:rPr>
+                <w:b w:val="false"/>
+                <w:bCs w:val="false"/>
+                <w:color w:val="1A1A1A"/>
+                <w:sz w:val="18"/>
+                <w:szCs w:val="18"/>
+              </w:rPr>
+              <w:t xml:space="preserve">Self</w:t>
+            </w:r>
+          </w:p>
+        </w:tc>
+        <w:tc>
+          <w:tcPr>
+            <w:tcW w:type="dxa" w:w="1400"/>
+            <w:tcMar>
+              <w:top w:type="dxa" w:w="60"/>
+              <w:left w:type="dxa" w:w="90"/>
+              <w:bottom w:type="dxa" w:w="60"/>
+              <w:right w:type="dxa" w:w="90"/>
+            </w:tcMar>
+          </w:tcPr>
+          <w:p>
+            <w:pPr>
+              <w:spacing w:after="0" w:line="250"/>
+              <w:jc w:val="center"/>
+            </w:pPr>
+            <w:r>
+              <w:rPr>
+                <w:b w:val="false"/>
+                <w:bCs w:val="false"/>
+                <w:color w:val="1A1A1A"/>
+                <w:sz w:val="18"/>
+                <w:szCs w:val="18"/>
+              </w:rPr>
+              <w:t xml:space="preserve">66.28</w:t>
+            </w:r>
+          </w:p>
+        </w:tc>
+        <w:tc>
+          <w:tcPr>
+            <w:tcW w:type="dxa" w:w="1200"/>
+            <w:tcMar>
+              <w:top w:type="dxa" w:w="60"/>
+              <w:left w:type="dxa" w:w="90"/>
+              <w:bottom w:type="dxa" w:w="60"/>
+              <w:right w:type="dxa" w:w="90"/>
+            </w:tcMar>
+          </w:tcPr>
+          <w:p>
+            <w:pPr>
+              <w:spacing w:after="0" w:line="250"/>
+              <w:jc w:val="center"/>
+            </w:pPr>
+            <w:r>
+              <w:rPr>
+                <w:b w:val="false"/>
+                <w:bCs w:val="false"/>
+                <w:color w:val="1A1A1A"/>
+                <w:sz w:val="18"/>
+                <w:szCs w:val="18"/>
+              </w:rPr>
+              <w:t xml:space="preserve">−1.37</w:t>
             </w:r>
           </w:p>
         </w:tc>
@@ -11886,7 +12548,7 @@
           <w:sz w:val="18"/>
           <w:szCs w:val="18"/>
         </w:rPr>
-        <w:t xml:space="preserve">Table 9. Ablation study. All configurations use MFCC+GFCC except the two unimodal controls; the concatenation configuration is taken as reference because it is the highest-scoring fusion variant.</w:t>
+        <w:t xml:space="preserve">Table 9. Ablation study, all at seed 0 so every row is directly comparable. The concatenation configuration is taken as reference because it is the highest-scoring fusion variant.</w:t>
       </w:r>
     </w:p>
     <w:p>
@@ -11895,7 +12557,7 @@
         <w:jc w:val="both"/>
       </w:pPr>
       <w:r>
-        <w:t xml:space="preserve">Two conclusions follow. First, the dominant contribution is the presence of the second modality, worth between 7.5 and 13.8 points depending on which stream is removed. Second, and unexpectedly, the attention mechanism contributes nothing measurable: plain concatenation attains the highest weighted accuracy of any fusion variant, exceeding cross-attention by 0.43 points and self-attention by 1.37. With a single seed these differences lie within the noise, so the defensible claim is that cross-attention, self-attention and no attention at all are statistically indistinguishable on this task.</w:t>
+        <w:t xml:space="preserve">Two conclusions follow. First, the dominant contribution is the presence of the second modality, worth between 7.5 and 13.8 points depending on which stream is removed. Second, and unexpectedly, the attention mechanism contributes nothing measurable: plain concatenation attains the highest weighted accuracy of any fusion variant, exceeding every attention variant by between 1.37 and 1.59 points. None of those gaps is significant — concatenation against self-attention with gammatone features gives p = 0.561 — so the defensible claim is that cross-attention, self-attention and no attention at all are statistically indistinguishable on this task.</w:t>
       </w:r>
     </w:p>
     <w:p>
@@ -11913,7 +12575,7 @@
         <w:jc w:val="both"/>
       </w:pPr>
       <w:r>
-        <w:t xml:space="preserve">Regarding the gammatone extension, adding GFCC improves cross-attention by 1.16 points (p = 0.645) and self-attention by 0.20 points (p = 0.921). Neither approaches significance. The extension costs 1,014 parameters, an increase of 0.76%, so it is inexpensive — but on this evidence it cannot be claimed to help.</w:t>
+        <w:t xml:space="preserve">Regarding the gammatone extension, it can be evaluated at matched seed only for self-attention, where adding GFCC changes weighted accuracy by +0.20 points (66.08 to 66.28, p = 0.921). The extension costs 1,014 parameters, an increase of 0.13%, so it is inexpensive — but on this evidence it cannot be claimed to help. The equivalent matched-seed comparison for cross-attention is the one cell of the experimental matrix that is incomplete, and is identified as outstanding work in Section 8.2.</w:t>
       </w:r>
     </w:p>
     <w:p>
@@ -13050,7 +13712,7 @@
                 <w:sz w:val="18"/>
                 <w:szCs w:val="18"/>
               </w:rPr>
-              <w:t xml:space="preserve">69.79</w:t>
+              <w:t xml:space="preserve">69.01</w:t>
             </w:r>
           </w:p>
         </w:tc>
@@ -13077,7 +13739,7 @@
                 <w:sz w:val="18"/>
                 <w:szCs w:val="18"/>
               </w:rPr>
-              <w:t xml:space="preserve">+44.79</w:t>
+              <w:t xml:space="preserve">+44.01</w:t>
             </w:r>
           </w:p>
         </w:tc>
@@ -14176,7 +14838,7 @@
           <w:sz w:val="18"/>
           <w:szCs w:val="18"/>
         </w:rPr>
-        <w:t xml:space="preserve">Table 13. Per-class performance of the fusion model, held-out session 2, n = 1,023.</w:t>
+        <w:t xml:space="preserve">Table 13. Per-class performance of the fusion model, held-out session 2, n = 1,023. Recomputed directly from the saved checkpoint; weighted accuracy 69.01%, unweighted 73.67%.</w:t>
       </w:r>
     </w:p>
     <w:p>
@@ -14354,7 +15016,7 @@
         <w:jc w:val="both"/>
       </w:pPr>
       <w:r>
-        <w:t xml:space="preserve">The principal findings are as follows. Multimodal fusion substantially outperformed both unimodal streams, reaching 67.65% weighted accuracy against 60.15% for text and 53.86% for audio; this is the most reliable result obtained. The central hypothesis, however, was not supported: cross-attention reached 67.22% against 66.28% for self-attention, a difference of 0.94 points at p = 0.702, and the gammatone extension produced no significant improvement for either mechanism. Neither attention variant exceeded plain concatenation at 67.65%, indicating that on this task the attention machinery does not justify its complexity. Separately, an evaluation audit measured accuracy inflation of 19.65 to 20.47 points on RAVDESS and 7.96 points on IEMOCAP attributable to partitioning strategy alone, with the RAVDESS effect traced to duplicate recordings rather than speaker overlap — a finding that determined the choice of primary corpus for this work.</w:t>
+        <w:t xml:space="preserve">The principal findings are as follows. Multimodal fusion substantially outperformed both unimodal streams, reaching 67.65% weighted accuracy against 60.15% for text and 53.86% for audio; this is the most reliable result obtained. The central hypothesis, however, was not supported: cross-attention and self-attention were indistinguishable at both seeds tested, differing by 0.02 points on MFCC features (p = 0.991) and 0.33 points with gammatone features added (p = 0.926), and the gammatone extension itself produced no significant improvement. Neither attention variant exceeded plain concatenation at 67.65%, indicating that on this task the attention machinery does not justify its complexity. Separately, an evaluation audit measured accuracy inflation of 19.65 to 20.47 points on RAVDESS and 7.96 points on IEMOCAP attributable to partitioning strategy alone, with the RAVDESS effect traced to duplicate recordings rather than speaker overlap — a finding that determined the choice of primary corpus for this work.</w:t>
       </w:r>
     </w:p>
     <w:p>
@@ -14372,7 +15034,7 @@
         <w:jc w:val="both"/>
       </w:pPr>
       <w:r>
-        <w:t xml:space="preserve">The principal limitation is that the attention comparisons rest on a single random seed of five folds. Given p-values between 0.702 and 0.991, additional seeds are unlikely to reverse the conclusion, but they are required before the claim is fully secured. A secondary limitation is that all results are obtained on a single corpus, and Section 7.6 demonstrates these do not transfer to an unseen one.</w:t>
+        <w:t xml:space="preserve">The principal limitation is that the attention comparisons rest on two random seeds, and that one cell of the experimental matrix — cross-attention with gammatone features at seed 0 — has only a single completed fold and is therefore excluded from the analysis. Given p-values between 0.853 and 0.991 across every comparison that was completed, further seeds are unlikely to reverse the conclusion, but completing the matrix is required before the claim is fully secured. A secondary limitation is that all results are obtained on a single corpus, and Section 7.6 demonstrates these do not transfer to an unseen one.</w:t>
       </w:r>
     </w:p>
     <w:p>
@@ -14394,7 +15056,20 @@
         <w:spacing w:after="70" w:line="290"/>
       </w:pPr>
       <w:r>
-        <w:t xml:space="preserve">Repeat the attention comparison across additional random seeds to narrow the confidence intervals on the null result, and extend it to a second corpus so the replication is not corpus-bound.</w:t>
+        <w:t xml:space="preserve">Complete the one outstanding cell of the experimental matrix — cross-attention with gammatone features at seed 0 — so that every configuration is available at both seeds, then repeat the comparison across further seeds to narrow the confidence intervals on the null result.</w:t>
+      </w:r>
+    </w:p>
+    <w:p>
+      <w:pPr>
+        <w:pStyle w:val="ListParagraph"/>
+        <w:numPr>
+          <w:ilvl w:val="0"/>
+          <w:numId w:val="3"/>
+        </w:numPr>
+        <w:spacing w:after="70" w:line="290"/>
+      </w:pPr>
+      <w:r>
+        <w:t xml:space="preserve">Extend the attention comparison to a second corpus so the replication is not corpus-bound.</w:t>
       </w:r>
     </w:p>
     <w:p>

--- a/docs/MER_Project_Report.docx
+++ b/docs/MER_Project_Report.docx
@@ -59,7 +59,7 @@
           <w:sz w:val="22"/>
           <w:szCs w:val="22"/>
         </w:rPr>
-        <w:t xml:space="preserve">Abisha Antony</w:t>
+        <w:t xml:space="preserve">Antony Abisha A</w:t>
       </w:r>
     </w:p>
     <w:p>
